--- a/templates/kp_template.docx
+++ b/templates/kp_template.docx
@@ -45,13 +45,20 @@
           <w:color w:val="3A3A3A"/>
           <w:lang w:val="ru-RU"/>
         </w:rPr>
-        <w:t>{{ОПИСАНИЕ_КОМПАНИИ}}</w:t>
+        <w:t>{{КОМПАНИЯ_КРАТКО}}</w:t>
       </w:r>
       <w:r>
         <w:rPr>
           <w:color w:val="3A3A3A"/>
           <w:lang w:val="ru-RU"/>
         </w:rPr>
+      </w:r>
+      <w:r>
+        <w:rPr>
+          <w:b w:val="0"/>
+          <w:color w:val="3A3A3A"/>
+        </w:rPr>
+        <w:t xml:space="preserve"> — {{ПОЛЬЗА_В_СЕГМЕНТЕ}}</w:t>
       </w:r>
     </w:p>
     <w:p>
@@ -65,7 +72,7 @@
           <w:color w:val="3A3A3A"/>
           <w:lang w:val="ru-RU"/>
         </w:rPr>
-        <w:t>{{КОНТЕКСТ_РАЗГОВОРА}}</w:t>
+        <w:t>{{ПОТРЕБНОСТИ_КЛИЕНТА}}</w:t>
       </w:r>
     </w:p>
     <w:p>
@@ -183,7 +190,7 @@
           <w:color w:val="3A3A3A"/>
           <w:lang w:val="ru-RU"/>
         </w:rPr>
-        <w:t xml:space="preserve">Наши лицензии существенно дешевле решений, представленных на рынке, а модель ценообразования гибкая: доступны тарифы на 3, 6 и 12 месяцев. Мы готовы </w:t>
+        <w:t xml:space="preserve">Наши лицензии существенно дешевле решений, представленных на рынке, а модель ценообразования гибкая: доступны стандартные тарифы на 3 и 6 месяцев. Мы готовы </w:t>
       </w:r>
       <w:r>
         <w:rPr>
@@ -197,7 +204,7 @@
           <w:color w:val="3A3A3A"/>
           <w:lang w:val="ru-RU"/>
         </w:rPr>
-        <w:t>. Отдельно отмечу: участие в Ваших процедурах бесплатно для поставщиков, а с победителя торгов мы не удерживаем комиссию.</w:t>
+        <w:t>. Отдельно отмечу: участие в Ваших процедурах по стандартным тарифам — бесплатно для поставщиков и с победителя торгов мы не удерживаем комиссию.</w:t>
       </w:r>
     </w:p>
     <w:p>
@@ -212,35 +219,40 @@
           <w:color w:val="3A3A3A"/>
           <w:lang w:val="ru-RU"/>
         </w:rPr>
-        <w:t>Бренд и безопасность. Мы не заставляем Ваших контрагентов искать Вас в общем каталоге. Мы внедрим персональный i-frame модуль прямо на корпоративный портал {{КОМПАНИЯ_КРАТКО}}.</w:t>
+        <w:t xml:space="preserve">Бренд и безопасность. </w:t>
       </w:r>
       <w:r>
         <w:rPr>
           <w:color w:val="3A3A3A"/>
           <w:lang w:val="ru-RU"/>
         </w:rPr>
+        <w:t xml:space="preserve">Мы не заставляем Ваших контрагентов искать Вас в общем каталоге. Мы внедрим персональный </w:t>
       </w:r>
       <w:r>
         <w:rPr>
           <w:color w:val="3A3A3A"/>
         </w:rPr>
+        <w:t>i</w:t>
       </w:r>
       <w:r>
         <w:rPr>
           <w:color w:val="3A3A3A"/>
           <w:lang w:val="ru-RU"/>
         </w:rPr>
+        <w:t>-</w:t>
       </w:r>
       <w:r>
         <w:rPr>
           <w:color w:val="3A3A3A"/>
         </w:rPr>
+        <w:t>frame</w:t>
       </w:r>
       <w:r>
         <w:rPr>
           <w:color w:val="3A3A3A"/>
           <w:lang w:val="ru-RU"/>
         </w:rPr>
+        <w:t xml:space="preserve"> модуль прямо на корпоративный портал {{КОМПАНИЯ_КРАТКО}}.</w:t>
       </w:r>
     </w:p>
     <w:p>
@@ -405,7 +417,7 @@
           <w:color w:val="3A3A3A"/>
           <w:lang w:val="ru-RU"/>
         </w:rPr>
-        <w:t>{{ИТОГ_РАЗГОВОРА}}</w:t>
+        <w:t>{{ЧТО_ПРЕДЛАГАЕМ}}</w:t>
       </w:r>
     </w:p>
     <w:p>

--- a/templates/kp_template.docx
+++ b/templates/kp_template.docx
@@ -58,7 +58,7 @@
           <w:b w:val="0"/>
           <w:color w:val="3A3A3A"/>
         </w:rPr>
-        <w:t xml:space="preserve"> — {{ПОЛЬЗА_В_СЕГМЕНТЕ}}</w:t>
+        <w:t>{{ПОЛЬЗА_В_СЕГМЕНТЕ}}</w:t>
       </w:r>
     </w:p>
     <w:p>
@@ -219,40 +219,35 @@
           <w:color w:val="3A3A3A"/>
           <w:lang w:val="ru-RU"/>
         </w:rPr>
-        <w:t xml:space="preserve">Бренд и безопасность. </w:t>
+        <w:t>Бренд и безопасность. Контрагенты могут найти Ваши закупки не только на нашей площадке и агрегаторах, но и на Вашем сайте. Мы можем разработать персональный i-frame модуль для внедрения прямо на корпоративный портал {{КОМПАНИЯ_КРАТКО}}.</w:t>
       </w:r>
       <w:r>
         <w:rPr>
           <w:color w:val="3A3A3A"/>
           <w:lang w:val="ru-RU"/>
         </w:rPr>
-        <w:t xml:space="preserve">Мы не заставляем Ваших контрагентов искать Вас в общем каталоге. Мы внедрим персональный </w:t>
       </w:r>
       <w:r>
         <w:rPr>
           <w:color w:val="3A3A3A"/>
         </w:rPr>
-        <w:t>i</w:t>
       </w:r>
       <w:r>
         <w:rPr>
           <w:color w:val="3A3A3A"/>
           <w:lang w:val="ru-RU"/>
         </w:rPr>
-        <w:t>-</w:t>
       </w:r>
       <w:r>
         <w:rPr>
           <w:color w:val="3A3A3A"/>
         </w:rPr>
-        <w:t>frame</w:t>
       </w:r>
       <w:r>
         <w:rPr>
           <w:color w:val="3A3A3A"/>
           <w:lang w:val="ru-RU"/>
         </w:rPr>
-        <w:t xml:space="preserve"> модуль прямо на корпоративный портал {{КОМПАНИЯ_КРАТКО}}.</w:t>
       </w:r>
     </w:p>
     <w:p>
